--- a/WK1Discussion_Adhikari_R.docx
+++ b/WK1Discussion_Adhikari_R.docx
@@ -8,6 +8,8 @@
         <w:spacing w:before="180" w:line="480" w:lineRule="auto"/>
         <w:rPr>
           <w:rFonts w:ascii="Times New Roman" w:eastAsia="Times New Roman" w:hAnsi="Times New Roman" w:cs="Times New Roman"/>
+          <w:b/>
+          <w:bCs/>
           <w:color w:val="2D3B45"/>
         </w:rPr>
       </w:pPr>
@@ -18,30 +20,7 @@
           <w:bCs/>
           <w:color w:val="2D3B45"/>
         </w:rPr>
-        <w:t>Post</w:t>
-      </w:r>
-      <w:r>
-        <w:rPr>
-          <w:rFonts w:ascii="Times New Roman" w:eastAsia="Times New Roman" w:hAnsi="Times New Roman" w:cs="Times New Roman"/>
-          <w:color w:val="2D3B45"/>
-        </w:rPr>
-        <w:t xml:space="preserve"> a description of the national healthcare issue/stressor you selected for </w:t>
-      </w:r>
-      <w:proofErr w:type="gramStart"/>
-      <w:r>
-        <w:rPr>
-          <w:rFonts w:ascii="Times New Roman" w:eastAsia="Times New Roman" w:hAnsi="Times New Roman" w:cs="Times New Roman"/>
-          <w:color w:val="2D3B45"/>
-        </w:rPr>
-        <w:t>analysis, and</w:t>
-      </w:r>
-      <w:proofErr w:type="gramEnd"/>
-      <w:r>
-        <w:rPr>
-          <w:rFonts w:ascii="Times New Roman" w:eastAsia="Times New Roman" w:hAnsi="Times New Roman" w:cs="Times New Roman"/>
-          <w:color w:val="2D3B45"/>
-        </w:rPr>
-        <w:t xml:space="preserve"> explain how the healthcare issue/stressor may impact your work setting. Which social determinant(s) most affects this health issue? Then, describe how your health system work setting has responded to the healthcare issue/stressor, including a description of what changes may have been implemented. Be specific and provide examples.</w:t>
+        <w:t>Discussion1:</w:t>
       </w:r>
     </w:p>
     <w:p>
@@ -50,15 +29,99 @@
         <w:spacing w:before="180" w:line="480" w:lineRule="auto"/>
         <w:rPr>
           <w:rFonts w:ascii="Times New Roman" w:eastAsia="Times New Roman" w:hAnsi="Times New Roman" w:cs="Times New Roman"/>
-          <w:color w:val="2D3B45"/>
-        </w:rPr>
-      </w:pPr>
+          <w:b/>
+          <w:bCs/>
+          <w:caps/>
+        </w:rPr>
+      </w:pPr>
+      <w:r>
+        <w:rPr>
+          <w:rFonts w:ascii="Times New Roman" w:eastAsia="Times New Roman" w:hAnsi="Times New Roman" w:cs="Times New Roman"/>
+          <w:b/>
+          <w:bCs/>
+          <w:caps/>
+        </w:rPr>
+        <w:t>Review of Current Healthcare Issues</w:t>
+      </w:r>
     </w:p>
     <w:p>
       <w:pPr>
         <w:shd w:val="clear" w:color="auto" w:fill="FFFFFF"/>
         <w:spacing w:before="180" w:line="480" w:lineRule="auto"/>
         <w:rPr>
+          <w:rFonts w:ascii="Times New Roman" w:eastAsia="Times New Roman" w:hAnsi="Times New Roman" w:cs="Times New Roman"/>
+          <w:b/>
+          <w:bCs/>
+          <w:color w:val="2D3B45"/>
+        </w:rPr>
+      </w:pPr>
+      <w:r>
+        <w:rPr>
+          <w:rStyle w:val="Strong"/>
+          <w:rFonts w:ascii="Times New Roman" w:hAnsi="Times New Roman" w:cs="Times New Roman"/>
+          <w:color w:val="273540"/>
+          <w:shd w:val="clear" w:color="auto" w:fill="FFFFFF"/>
+        </w:rPr>
+        <w:t>Post</w:t>
+      </w:r>
+      <w:r>
+        <w:rPr>
+          <w:rFonts w:ascii="Times New Roman" w:hAnsi="Times New Roman" w:cs="Times New Roman"/>
+          <w:color w:val="273540"/>
+          <w:shd w:val="clear" w:color="auto" w:fill="FFFFFF"/>
+        </w:rPr>
+        <w:t> </w:t>
+      </w:r>
+      <w:r>
+        <w:rPr>
+          <w:rFonts w:ascii="Times New Roman" w:hAnsi="Times New Roman" w:cs="Times New Roman"/>
+          <w:b/>
+          <w:bCs/>
+          <w:color w:val="273540"/>
+          <w:shd w:val="clear" w:color="auto" w:fill="FFFFFF"/>
+        </w:rPr>
+        <w:t xml:space="preserve">a description of the national healthcare issue/stressor you selected for </w:t>
+      </w:r>
+      <w:proofErr w:type="gramStart"/>
+      <w:r>
+        <w:rPr>
+          <w:rFonts w:ascii="Times New Roman" w:hAnsi="Times New Roman" w:cs="Times New Roman"/>
+          <w:b/>
+          <w:bCs/>
+          <w:color w:val="273540"/>
+          <w:shd w:val="clear" w:color="auto" w:fill="FFFFFF"/>
+        </w:rPr>
+        <w:t>analysis, and</w:t>
+      </w:r>
+      <w:proofErr w:type="gramEnd"/>
+      <w:r>
+        <w:rPr>
+          <w:rFonts w:ascii="Times New Roman" w:hAnsi="Times New Roman" w:cs="Times New Roman"/>
+          <w:b/>
+          <w:bCs/>
+          <w:color w:val="273540"/>
+          <w:shd w:val="clear" w:color="auto" w:fill="FFFFFF"/>
+        </w:rPr>
+        <w:t xml:space="preserve"> explain how the healthcare issue/stressor may impact your work setting. Which social determinant(s) most affects this health issue? Then, describe how your health system work setting has responded to the healthcare issue/stressor, including a description of what changes may have been implemented. Be specific and provide examples.</w:t>
+      </w:r>
+    </w:p>
+    <w:p>
+      <w:pPr>
+        <w:shd w:val="clear" w:color="auto" w:fill="FFFFFF"/>
+        <w:spacing w:before="180" w:line="480" w:lineRule="auto"/>
+        <w:rPr>
+          <w:rFonts w:ascii="Times New Roman" w:eastAsia="Times New Roman" w:hAnsi="Times New Roman" w:cs="Times New Roman"/>
+          <w:b/>
+          <w:bCs/>
+          <w:color w:val="2D3B45"/>
+        </w:rPr>
+      </w:pPr>
+    </w:p>
+    <w:p>
+      <w:pPr>
+        <w:shd w:val="clear" w:color="auto" w:fill="FFFFFF"/>
+        <w:spacing w:before="180" w:line="480" w:lineRule="auto"/>
+        <w:rPr>
           <w:rFonts w:ascii="Times New Roman" w:hAnsi="Times New Roman" w:cs="Times New Roman"/>
           <w:color w:val="000000"/>
           <w:shd w:val="clear" w:color="auto" w:fill="FFFFFF"/>
@@ -384,6 +447,7 @@
           <w:color w:val="000000"/>
           <w:shd w:val="clear" w:color="auto" w:fill="FFFFFF"/>
         </w:rPr>
+        <w:lastRenderedPageBreak/>
         <w:t xml:space="preserve">In my workplace from January to April, 14 Nurses left the unit </w:t>
       </w:r>
       <w:r>
@@ -504,16 +568,7 @@
           <w:color w:val="000000"/>
           <w:shd w:val="clear" w:color="auto" w:fill="FFFFFF"/>
         </w:rPr>
-        <w:t xml:space="preserve"> paired with another patient, </w:t>
-      </w:r>
-      <w:r>
-        <w:rPr>
-          <w:rFonts w:ascii="Times New Roman" w:hAnsi="Times New Roman" w:cs="Times New Roman"/>
-          <w:color w:val="000000"/>
-          <w:shd w:val="clear" w:color="auto" w:fill="FFFFFF"/>
-        </w:rPr>
-        <w:lastRenderedPageBreak/>
-        <w:t xml:space="preserve">Charge Nurse has </w:t>
+        <w:t xml:space="preserve"> paired with another patient, Charge Nurse has </w:t>
       </w:r>
       <w:r>
         <w:rPr>
@@ -822,7 +877,16 @@
           <w:color w:val="000000"/>
           <w:shd w:val="clear" w:color="auto" w:fill="FFFFFF"/>
         </w:rPr>
-        <w:t xml:space="preserve">My organization has implemented various ways to retain Nurses such as offering critical staffing pay, they are providing extra 1500 dollars if Nurses work four days a week for 1 month. They are hiring new Nurses, wages are increased, and hiring more travel nurses. Tuition assistance is provided for nurses who want to advance their degrees. </w:t>
+        <w:t xml:space="preserve">My organization has implemented various ways to retain Nurses such as offering critical staffing pay, they are providing extra 1500 dollars if Nurses work four days a week for 1 month. They are hiring new Nurses, wages are increased, and hiring more travel nurses. Tuition assistance is </w:t>
+      </w:r>
+      <w:r>
+        <w:rPr>
+          <w:rFonts w:ascii="Times New Roman" w:hAnsi="Times New Roman" w:cs="Times New Roman"/>
+          <w:color w:val="000000"/>
+          <w:shd w:val="clear" w:color="auto" w:fill="FFFFFF"/>
+        </w:rPr>
+        <w:lastRenderedPageBreak/>
+        <w:t xml:space="preserve">provided for nurses who want to advance their degrees. </w:t>
       </w:r>
       <w:r>
         <w:rPr>
@@ -859,14 +923,7 @@
         <w:rPr>
           <w:rFonts w:ascii="Times New Roman" w:hAnsi="Times New Roman" w:cs="Times New Roman"/>
         </w:rPr>
-        <w:t xml:space="preserve">attention has been paid to training workers to adapt to new systems and deliver patient care in ever more coordinated systems, such as integrated health care networks that </w:t>
-      </w:r>
-      <w:r>
-        <w:rPr>
-          <w:rFonts w:ascii="Times New Roman" w:hAnsi="Times New Roman" w:cs="Times New Roman"/>
-        </w:rPr>
-        <w:lastRenderedPageBreak/>
-        <w:t xml:space="preserve">harmonize primary care with acute inpatient and post-acute long-term care leading to staff dissatisfaction and unsafe environment at the workplace that will lead to Nurses leaving the workplace resulting in staff shortage. My organization is doing an awesome job in providing education and training to its staff. </w:t>
+        <w:t xml:space="preserve">attention has been paid to training workers to adapt to new systems and deliver patient care in ever more coordinated systems, such as integrated health care networks that harmonize primary care with acute inpatient and post-acute long-term care leading to staff dissatisfaction and unsafe environment at the workplace that will lead to Nurses leaving the workplace resulting in staff shortage. My organization is doing an awesome job in providing education and training to its staff. </w:t>
       </w:r>
     </w:p>
     <w:p>
@@ -1222,6 +1279,7 @@
         <w:rPr>
           <w:color w:val="2D3B45"/>
         </w:rPr>
+        <w:lastRenderedPageBreak/>
         <w:t xml:space="preserve">Jacobs, B., McGovern, J., </w:t>
       </w:r>
       <w:proofErr w:type="spellStart"/>
@@ -1327,7 +1385,6 @@
         <w:rPr>
           <w:color w:val="2D3B45"/>
         </w:rPr>
-        <w:lastRenderedPageBreak/>
         <w:t xml:space="preserve">Ricketts, T., &amp; </w:t>
       </w:r>
       <w:proofErr w:type="spellStart"/>
@@ -1444,9 +1501,17 @@
           <w:color w:val="444444"/>
           <w:shd w:val="clear" w:color="auto" w:fill="FFFFFF"/>
         </w:rPr>
-        <w:t>Lazara,</w:t>
+        <w:t>Lazara</w:t>
       </w:r>
       <w:proofErr w:type="spellEnd"/>
+      <w:r>
+        <w:rPr>
+          <w:rFonts w:ascii="Times New Roman" w:hAnsi="Times New Roman" w:cs="Times New Roman"/>
+          <w:color w:val="444444"/>
+          <w:shd w:val="clear" w:color="auto" w:fill="FFFFFF"/>
+        </w:rPr>
+        <w:t>,</w:t>
+      </w:r>
     </w:p>
     <w:p>
       <w:pPr>
@@ -1522,14 +1587,8 @@
         <w:rPr>
           <w:color w:val="444444"/>
         </w:rPr>
-        <w:t xml:space="preserve">The strategies my organization has implemented in general to decrease psychological stress among health care staff was opening a relaxation room in every unit that has a massage chair and soothing music. We were told by the management that every time we feel stressed or overwhelmed, we can just ask out a coworker or charge Nurse to watch our patient for a few </w:t>
-      </w:r>
-      <w:r>
-        <w:rPr>
-          <w:color w:val="444444"/>
-        </w:rPr>
         <w:lastRenderedPageBreak/>
-        <w:t>minutes so that we can go into the room and relax a little bit. I found that healing to my body and mind, our manager comes to us every 2 to 3 hours and checks in with us.</w:t>
+        <w:t>The strategies my organization has implemented in general to decrease psychological stress among health care staff was opening a relaxation room in every unit that has a massage chair and soothing music. We were told by the management that every time we feel stressed or overwhelmed, we can just ask out a coworker or charge Nurse to watch our patient for a few minutes so that we can go into the room and relax a little bit. I found that healing to my body and mind, our manager comes to us every 2 to 3 hours and checks in with us.</w:t>
       </w:r>
     </w:p>
     <w:p>
@@ -1762,6 +1821,7 @@
           <w:rStyle w:val="Strong"/>
           <w:color w:val="444444"/>
         </w:rPr>
+        <w:lastRenderedPageBreak/>
         <w:t>Hello Valerie</w:t>
       </w:r>
     </w:p>
@@ -1778,14 +1838,7 @@
         <w:rPr>
           <w:color w:val="444444"/>
         </w:rPr>
-        <w:t xml:space="preserve">    The national healthcare stressor you have selected for analysis and that is lack of insurance and access to quality healthcare is a very important issue that needs attention from every part and </w:t>
-      </w:r>
-      <w:r>
-        <w:rPr>
-          <w:color w:val="444444"/>
-        </w:rPr>
-        <w:lastRenderedPageBreak/>
-        <w:t>that can be individual, organization and the nation.  Along with low income and illegal Americans the category of people who does not have insurance are young adults. According to CDC.gov, 14.9%  of adults aged between18 to 64 were uninsured in 2019 in the United states and the most common reason  for that was because they perceived that they could not afford the cost of coverage, followed by not being eligible, not wanting coverage, the process of signing up was too difficult or confusing, could not find a plan that meets their needs, and they signed up for coverage, but the plan has not started yet.</w:t>
+        <w:t>    The national healthcare stressor you have selected for analysis and that is lack of insurance and access to quality healthcare is a very important issue that needs attention from every part and that can be individual, organization and the nation.  Along with low income and illegal Americans the category of people who does not have insurance are young adults. According to CDC.gov, 14.9%  of adults aged between18 to 64 were uninsured in 2019 in the United states and the most common reason  for that was because they perceived that they could not afford the cost of coverage, followed by not being eligible, not wanting coverage, the process of signing up was too difficult or confusing, could not find a plan that meets their needs, and they signed up for coverage, but the plan has not started yet.</w:t>
       </w:r>
     </w:p>
     <w:p>
@@ -1866,6 +1919,7 @@
         <w:rPr>
           <w:color w:val="444444"/>
         </w:rPr>
+        <w:lastRenderedPageBreak/>
         <w:t>Centers for Disease Control and Prevention. (2020, September 30). </w:t>
       </w:r>
       <w:r>
@@ -1921,7 +1975,6 @@
         <w:rPr>
           <w:color w:val="444444"/>
         </w:rPr>
-        <w:lastRenderedPageBreak/>
         <w:t> </w:t>
       </w:r>
     </w:p>
@@ -2877,6 +2930,25 @@
     <w:name w:val="Normal"/>
     <w:qFormat/>
   </w:style>
+  <w:style w:type="paragraph" w:styleId="Heading2">
+    <w:name w:val="heading 2"/>
+    <w:basedOn w:val="Normal"/>
+    <w:link w:val="Heading2Char"/>
+    <w:uiPriority w:val="9"/>
+    <w:qFormat/>
+    <w:rsid w:val="008C538F"/>
+    <w:pPr>
+      <w:spacing w:before="100" w:beforeAutospacing="1" w:after="100" w:afterAutospacing="1"/>
+      <w:outlineLvl w:val="1"/>
+    </w:pPr>
+    <w:rPr>
+      <w:rFonts w:ascii="Times New Roman" w:eastAsia="Times New Roman" w:hAnsi="Times New Roman" w:cs="Times New Roman"/>
+      <w:b/>
+      <w:bCs/>
+      <w:sz w:val="36"/>
+      <w:szCs w:val="36"/>
+    </w:rPr>
+  </w:style>
   <w:style w:type="character" w:default="1" w:styleId="DefaultParagraphFont">
     <w:name w:val="Default Paragraph Font"/>
     <w:uiPriority w:val="1"/>
@@ -2982,6 +3054,20 @@
     <w:rPr>
       <w:color w:val="954F72" w:themeColor="followedHyperlink"/>
       <w:u w:val="single"/>
+    </w:rPr>
+  </w:style>
+  <w:style w:type="character" w:customStyle="1" w:styleId="Heading2Char">
+    <w:name w:val="Heading 2 Char"/>
+    <w:basedOn w:val="DefaultParagraphFont"/>
+    <w:link w:val="Heading2"/>
+    <w:uiPriority w:val="9"/>
+    <w:rsid w:val="008C538F"/>
+    <w:rPr>
+      <w:rFonts w:ascii="Times New Roman" w:eastAsia="Times New Roman" w:hAnsi="Times New Roman" w:cs="Times New Roman"/>
+      <w:b/>
+      <w:bCs/>
+      <w:sz w:val="36"/>
+      <w:szCs w:val="36"/>
     </w:rPr>
   </w:style>
 </w:styles>
